--- a/Sprint20260921-20261002/HERO-69101_20260930_120214.docx
+++ b/Sprint20260921-20261002/HERO-69101_20260930_120214.docx
@@ -1536,210 +1536,6 @@
         <w:t>5. No configuration change is required; existing Language Zones, Budget Tools, Reservation and POS Service Monitor configurations are reused.</w:t>
       </w:r>
     </w:p>
-    <w:p>
-      <w:pPr>
-        <w:spacing w:before="200" w:after="120"/>
-      </w:pPr>
-      <w:r>
-        <w:rPr>
-          <w:rFonts w:ascii="Arial" w:hAnsi="Arial" w:eastAsia="Arial" w:cs="Arial"/>
-          <w:b/>
-          <w:color w:val="000000"/>
-          <w:sz w:val="26"/>
-          <w:u w:val="single"/>
-        </w:rPr>
-        <w:t>Appendix</w:t>
-      </w:r>
-    </w:p>
-    <w:p>
-      <w:pPr>
-        <w:spacing w:before="0" w:after="80"/>
-      </w:pPr>
-      <w:r>
-        <w:rPr>
-          <w:rFonts w:ascii="Arial" w:hAnsi="Arial" w:eastAsia="Arial" w:cs="Arial"/>
-          <w:b w:val="0"/>
-          <w:color w:val="000000"/>
-          <w:sz w:val="20"/>
-          <w:u w:val="none"/>
-        </w:rPr>
-        <w:t>Release Notes excerpt – Enhancement: [Jira-69101] PHP 8.3/8.5 Compatibility Hardening – HKJC Module</w:t>
-      </w:r>
-    </w:p>
-    <w:p>
-      <w:pPr>
-        <w:spacing w:before="0" w:after="80"/>
-      </w:pPr>
-      <w:r>
-        <w:rPr>
-          <w:rFonts w:ascii="Arial" w:hAnsi="Arial" w:eastAsia="Arial" w:cs="Arial"/>
-          <w:b w:val="0"/>
-          <w:color w:val="000000"/>
-          <w:sz w:val="20"/>
-          <w:u w:val="none"/>
-        </w:rPr>
-        <w:t>Description:</w:t>
-      </w:r>
-    </w:p>
-    <w:p>
-      <w:pPr>
-        <w:spacing w:before="0" w:after="40"/>
-        <w:ind w:left="720" w:hanging="240"/>
-      </w:pPr>
-      <w:r>
-        <w:rPr>
-          <w:rFonts w:ascii="Arial" w:hAnsi="Arial" w:eastAsia="Arial" w:cs="Arial"/>
-          <w:b w:val="0"/>
-          <w:color w:val="000000"/>
-          <w:sz w:val="20"/>
-          <w:u w:val="none"/>
-        </w:rPr>
-        <w:t>1. Replaced non-standard (integer) cast with (int) in Language Zones admin for PHP 8.5 compliance.</w:t>
-      </w:r>
-    </w:p>
-    <w:p>
-      <w:pPr>
-        <w:spacing w:before="0" w:after="40"/>
-        <w:ind w:left="720" w:hanging="240"/>
-      </w:pPr>
-      <w:r>
-        <w:rPr>
-          <w:rFonts w:ascii="Arial" w:hAnsi="Arial" w:eastAsia="Arial" w:cs="Arial"/>
-          <w:b w:val="0"/>
-          <w:color w:val="000000"/>
-          <w:sz w:val="20"/>
-          <w:u w:val="none"/>
-        </w:rPr>
-        <w:t>2. Guarded getPeriodId() return value before list destructuring in budget day model to prevent TypeError when period lookup fails.</w:t>
-      </w:r>
-    </w:p>
-    <w:p>
-      <w:pPr>
-        <w:spacing w:before="0" w:after="40"/>
-        <w:ind w:left="720" w:hanging="240"/>
-      </w:pPr>
-      <w:r>
-        <w:rPr>
-          <w:rFonts w:ascii="Arial" w:hAnsi="Arial" w:eastAsia="Arial" w:cs="Arial"/>
-          <w:b w:val="0"/>
-          <w:color w:val="000000"/>
-          <w:sz w:val="20"/>
-          <w:u w:val="none"/>
-        </w:rPr>
-        <w:t>3. Replaced foreach list() with array index access in HKJC reservation API POS check batch lookup, with is_array() validation.</w:t>
-      </w:r>
-    </w:p>
-    <w:p>
-      <w:pPr>
-        <w:spacing w:before="0" w:after="40"/>
-        <w:ind w:left="720" w:hanging="240"/>
-      </w:pPr>
-      <w:r>
-        <w:rPr>
-          <w:rFonts w:ascii="Arial" w:hAnsi="Arial" w:eastAsia="Arial" w:cs="Arial"/>
-          <w:b w:val="0"/>
-          <w:color w:val="000000"/>
-          <w:sz w:val="20"/>
-          <w:u w:val="none"/>
-        </w:rPr>
-        <w:t>4. Added shell_exec output helper in POS Service Monitor shell to handle null shell_exec results safely on PHP 8.3/8.5.</w:t>
-      </w:r>
-    </w:p>
-    <w:p>
-      <w:pPr>
-        <w:spacing w:before="0" w:after="80"/>
-      </w:pPr>
-      <w:r>
-        <w:rPr>
-          <w:rFonts w:ascii="Arial" w:hAnsi="Arial" w:eastAsia="Arial" w:cs="Arial"/>
-          <w:b w:val="0"/>
-          <w:color w:val="000000"/>
-          <w:sz w:val="20"/>
-          <w:u w:val="none"/>
-        </w:rPr>
-        <w:t>Setup:</w:t>
-      </w:r>
-    </w:p>
-    <w:p>
-      <w:pPr>
-        <w:spacing w:before="0" w:after="40"/>
-        <w:ind w:left="720" w:hanging="240"/>
-      </w:pPr>
-      <w:r>
-        <w:rPr>
-          <w:rFonts w:ascii="Arial" w:hAnsi="Arial" w:eastAsia="Arial" w:cs="Arial"/>
-          <w:b w:val="0"/>
-          <w:color w:val="000000"/>
-          <w:sz w:val="20"/>
-          <w:u w:val="none"/>
-        </w:rPr>
-        <w:t>1. No configuration change is required. Make sure the updated coding runs normally in a PHP 8.3 or 8.5 environment.</w:t>
-      </w:r>
-    </w:p>
-    <w:p>
-      <w:pPr>
-        <w:spacing w:before="0" w:after="40"/>
-        <w:ind w:left="720" w:hanging="240"/>
-      </w:pPr>
-      <w:r>
-        <w:rPr>
-          <w:rFonts w:ascii="Arial" w:hAnsi="Arial" w:eastAsia="Arial" w:cs="Arial"/>
-          <w:b w:val="0"/>
-          <w:color w:val="000000"/>
-          <w:sz w:val="20"/>
-          <w:u w:val="none"/>
-        </w:rPr>
-        <w:t>2. Language Zones: go to [HKJC Management &gt; Language Zones] (CRC only) for an outlet with language zones linked to tables; confirm the listing loads and used-zone indicators display without PHP errors. (Reference jira-59563)</w:t>
-      </w:r>
-    </w:p>
-    <w:p>
-      <w:pPr>
-        <w:spacing w:before="0" w:after="40"/>
-        <w:ind w:left="720" w:hanging="240"/>
-      </w:pPr>
-      <w:r>
-        <w:rPr>
-          <w:rFonts w:ascii="Arial" w:hAnsi="Arial" w:eastAsia="Arial" w:cs="Arial"/>
-          <w:b w:val="0"/>
-          <w:color w:val="000000"/>
-          <w:sz w:val="20"/>
-          <w:u w:val="none"/>
-        </w:rPr>
-        <w:t>3. Budget import: go to [HKJC Management &gt; Budget Tools &gt; Import and Export], import budget CSV with valid/invalid Period Code; run HKJC budget day import with valid outlet/period data; confirm import completes. (Reference jira-6864)</w:t>
-      </w:r>
-    </w:p>
-    <w:p>
-      <w:pPr>
-        <w:spacing w:before="0" w:after="40"/>
-        <w:ind w:left="720" w:hanging="240"/>
-      </w:pPr>
-      <w:r>
-        <w:rPr>
-          <w:rFonts w:ascii="Arial" w:hAnsi="Arial" w:eastAsia="Arial" w:cs="Arial"/>
-          <w:b w:val="0"/>
-          <w:color w:val="000000"/>
-          <w:sz w:val="20"/>
-          <w:u w:val="none"/>
-        </w:rPr>
-        <w:t>4. shell_exec: run POS Service Monitor shell in staging; confirm monitor output when ping or shell commands succeed, and confirm no TypeError when a command returns empty output. (Reference HERO-57597)</w:t>
-      </w:r>
-    </w:p>
-    <w:p>
-      <w:pPr>
-        <w:spacing w:before="0" w:after="40"/>
-        <w:ind w:left="720" w:hanging="240"/>
-      </w:pPr>
-      <w:r>
-        <w:rPr>
-          <w:rFonts w:ascii="Arial" w:hAnsi="Arial" w:eastAsia="Arial" w:cs="Arial"/>
-          <w:b w:val="0"/>
-          <w:color w:val="000000"/>
-          <w:sz w:val="20"/>
-          <w:u w:val="none"/>
-        </w:rPr>
-        <w:t>5. Array index: search HKJC reservations at a POS-enabled outlet; confirm POS check info loads on the listing without PHP errors. (Reference Jira-65694)</w:t>
-      </w:r>
-    </w:p>
     <w:sectPr>
       <w:pgSz w:w="12240" w:h="15840"/>
       <w:pgMar w:top="1440" w:right="1800" w:bottom="1440" w:left="1800" w:header="720" w:footer="720" w:gutter="0"/>
